--- a/public/templates/pricetag/turun-harga-kcl-allocation-A4.docx
+++ b/public/templates/pricetag/turun-harga-kcl-allocation-A4.docx
@@ -14,7 +14,7 @@
           <w:noProof/>
           <w:lang w:val="en-US"/>
         </w:rPr>
-        <w:pict w14:anchorId="07E26649">
+        <w:pict w14:anchorId="2EEF87A9">
           <v:shapetype id="_x0000_t136" coordsize="21600,21600" o:spt="136" adj="10800" path="m@7,l@8,m@5,21600l@6,21600e">
             <v:formulas>
               <v:f eqn="sum #0 0 10800"/>
@@ -39,88 +39,48 @@
             </v:handles>
             <o:lock v:ext="edit" text="t" shapetype="t"/>
           </v:shapetype>
-          <v:shape id="_x0000_s2111" type="#_x0000_t136" style="position:absolute;margin-left:83pt;margin-top:19.5pt;width:9pt;height:10.7pt;z-index:251664384" fillcolor="red" stroked="f" strokecolor="red" strokeweight="2.25pt">
-            <v:shadow color="#900"/>
-            <v:textpath style="font-family:&quot;Arial&quot;;font-size:20pt;font-weight:bold;v-text-kern:t" trim="t" fitpath="t" string="Rp"/>
-          </v:shape>
-        </w:pict>
-      </w:r>
-      <w:r>
-        <w:rPr>
-          <w:noProof/>
-          <w:color w:val="FF0000"/>
-          <w:lang w:val="en-US"/>
-        </w:rPr>
-        <w:pict w14:anchorId="137AB8BE">
-          <v:shape id="_x0000_s2112" type="#_x0000_t136" style="position:absolute;margin-left:16.5pt;margin-top:-9.7pt;width:66pt;height:18pt;z-index:251665408" fillcolor="black [3213]" stroked="f" strokecolor="red" strokeweight="2.25pt">
-            <v:shadow color="#900"/>
-            <v:textpath style="font-family:&quot;Book Antiqua&quot;;font-size:24pt;font-weight:bold;v-text-kern:t" trim="t" fitpath="t" string="&lt;&lt;HargaNormal&gt;&gt;"/>
-          </v:shape>
-        </w:pict>
-      </w:r>
-      <w:r>
-        <w:rPr>
-          <w:noProof/>
-          <w:color w:val="FF0000"/>
-          <w:lang w:val="en-US"/>
-        </w:rPr>
-        <w:pict w14:anchorId="660E09AB">
-          <v:shape id="_x0000_s2117" type="#_x0000_t136" style="position:absolute;margin-left:181.5pt;margin-top:-10pt;width:25.5pt;height:9.65pt;z-index:251670528" fillcolor="black [3213]" stroked="f" strokecolor="#002060" strokeweight="1.5pt">
-            <v:shadow color="#900"/>
-            <v:textpath style="font-family:&quot;Century Gothic&quot;;font-style:italic;v-text-kern:t" trim="t" fitpath="t" string="&lt;&lt;PLU&gt;&gt;"/>
-            <w10:wrap type="square"/>
-          </v:shape>
-        </w:pict>
-      </w:r>
-      <w:r>
-        <w:rPr>
-          <w:noProof/>
-          <w:lang w:val="en-US"/>
-        </w:rPr>
-        <w:pict w14:anchorId="4395CB40">
-          <v:shape id="_x0000_s2106" type="#_x0000_t136" style="position:absolute;margin-left:2pt;margin-top:-27pt;width:212.5pt;height:9pt;z-index:251675648" fillcolor="black [3213]" stroked="f" strokecolor="black [3213]" strokeweight="1.5pt">
-            <v:shadow color="#900"/>
-            <v:textpath style="font-family:&quot;Century Gothic&quot;;font-weight:bold;v-text-kern:t" trim="t" fitpath="t" string="&lt;&lt;Variant&gt;&gt;"/>
-            <w10:wrap type="square"/>
-          </v:shape>
-        </w:pict>
-      </w:r>
-      <w:r>
-        <w:rPr>
-          <w:noProof/>
-          <w:color w:val="FF0000"/>
-          <w:lang w:val="en-US"/>
-        </w:rPr>
-        <w:pict w14:anchorId="64A31FD4">
-          <v:shape id="_x0000_s2116" type="#_x0000_t136" style="position:absolute;margin-left:97.4pt;margin-top:8.3pt;width:121pt;height:56.4pt;z-index:251669504" fillcolor="red" strokecolor="red" strokeweight="2.25pt">
-            <v:shadow color="#900"/>
-            <v:textpath style="font-family:&quot;Book Antiqua&quot;;font-weight:bold;v-text-kern:t" trim="t" fitpath="t" string="&lt;&lt;HargaPromo&gt;&gt;"/>
-          </v:shape>
-        </w:pict>
-      </w:r>
-      <w:r>
-        <w:rPr>
-          <w:noProof/>
-          <w:lang w:val="en-US"/>
-        </w:rPr>
-        <w:pict w14:anchorId="6108F017">
-          <v:shape id="_x0000_s2105" type="#_x0000_t136" style="position:absolute;margin-left:38.5pt;margin-top:-54pt;width:159.5pt;height:18pt;z-index:251658240" fillcolor="#00b0f0" strokecolor="black [3213]" strokeweight=".25pt">
-            <v:shadow color="#900"/>
-            <v:textpath style="font-family:&quot;Berlin Sans FB Demi&quot;;font-weight:bold;v-text-kern:t" trim="t" fitpath="t" string="&lt;&lt;Merk&gt;&gt;"/>
-            <w10:wrap type="square"/>
-          </v:shape>
-        </w:pict>
-      </w:r>
-      <w:r>
-        <w:rPr>
-          <w:noProof/>
-          <w:lang w:val="en-US"/>
-        </w:rPr>
-        <w:pict w14:anchorId="2EEF87A9">
-          <v:shape id="_x0000_s2119" type="#_x0000_t136" style="position:absolute;margin-left:26.5pt;margin-top:18.4pt;width:46pt;height:10.7pt;z-index:251674624" fillcolor="black [3213]" stroked="f" strokecolor="#002060" strokeweight="1.5pt">
+          <v:shape id="_x0000_s2119" type="#_x0000_t136" style="position:absolute;margin-left:19pt;margin-top:18.4pt;width:46pt;height:10.7pt;z-index:251674624" fillcolor="black [3213]" stroked="f" strokecolor="#002060" strokeweight="1.5pt">
             <v:shadow color="#900"/>
             <v:textpath style="font-family:&quot;Century Gothic&quot;;font-style:italic;v-text-kern:t" trim="t" fitpath="t" string="AP : &lt;&lt;Periode&gt;&gt;"/>
             <w10:wrap type="square"/>
+          </v:shape>
+        </w:pict>
+      </w:r>
+      <w:r>
+        <w:rPr>
+          <w:noProof/>
+          <w:lang w:val="en-US"/>
+        </w:rPr>
+        <w:pict w14:anchorId="07E26649">
+          <v:shape id="_x0000_s2111" type="#_x0000_t136" style="position:absolute;margin-left:81.5pt;margin-top:19.5pt;width:9pt;height:10.7pt;z-index:251664384" fillcolor="red" stroked="f" strokecolor="red" strokeweight="2.25pt">
+            <v:shadow color="#900"/>
+            <v:textpath style="font-family:&quot;Arial&quot;;font-size:20pt;font-weight:bold;v-text-kern:t" trim="t" fitpath="t" string="Rp"/>
+          </v:shape>
+        </w:pict>
+      </w:r>
+      <w:r>
+        <w:rPr>
+          <w:noProof/>
+          <w:color w:val="FF0000"/>
+          <w:lang w:val="en-US"/>
+        </w:rPr>
+        <w:pict w14:anchorId="137AB8BE">
+          <v:shape id="_x0000_s2112" type="#_x0000_t136" style="position:absolute;margin-left:15pt;margin-top:-9.7pt;width:66pt;height:18pt;z-index:251665408" fillcolor="black [3213]" stroked="f" strokecolor="red" strokeweight="2.25pt">
+            <v:shadow color="#900"/>
+            <v:textpath style="font-family:&quot;Book Antiqua&quot;;font-size:24pt;font-weight:bold;v-text-kern:t" trim="t" fitpath="t" string="&lt;&lt;HargaNormal&gt;&gt;"/>
+          </v:shape>
+        </w:pict>
+      </w:r>
+      <w:r>
+        <w:rPr>
+          <w:noProof/>
+          <w:color w:val="FF0000"/>
+          <w:lang w:val="en-US"/>
+        </w:rPr>
+        <w:pict w14:anchorId="64A31FD4">
+          <v:shape id="_x0000_s2116" type="#_x0000_t136" style="position:absolute;margin-left:95.9pt;margin-top:8.3pt;width:121pt;height:56.4pt;z-index:251669504" fillcolor="red" strokecolor="red" strokeweight="2.25pt">
+            <v:shadow color="#900"/>
+            <v:textpath style="font-family:&quot;Book Antiqua&quot;;font-weight:bold;v-text-kern:t" trim="t" fitpath="t" string="&lt;&lt;HargaPromo&gt;&gt;"/>
           </v:shape>
         </w:pict>
       </w:r>
@@ -135,7 +95,7 @@
             <v:path arrowok="t" fillok="f" o:connecttype="none"/>
             <o:lock v:ext="edit" shapetype="t"/>
           </v:shapetype>
-          <v:shape id="_x0000_s2118" type="#_x0000_t32" style="position:absolute;margin-left:2pt;margin-top:-8pt;width:95.1pt;height:16.3pt;flip:y;z-index:251672576" o:connectortype="straight" strokecolor="#e00" strokeweight="2pt"/>
+          <v:shape id="_x0000_s2118" type="#_x0000_t32" style="position:absolute;margin-left:.5pt;margin-top:-8pt;width:95.1pt;height:16.3pt;flip:y;z-index:251672576" o:connectortype="straight" strokecolor="#e00" strokeweight="2pt"/>
         </w:pict>
       </w:r>
       <w:r>
@@ -144,9 +104,91 @@
           <w:lang w:val="en-US"/>
         </w:rPr>
         <w:pict w14:anchorId="09F14368">
-          <v:shape id="_x0000_s2110" type="#_x0000_t136" style="position:absolute;margin-left:2pt;margin-top:-10.75pt;width:9pt;height:10.7pt;z-index:251663360" fillcolor="red" stroked="f" strokecolor="red" strokeweight="2.25pt">
+          <v:shape id="_x0000_s2110" type="#_x0000_t136" style="position:absolute;margin-left:.5pt;margin-top:-10.75pt;width:9pt;height:10.7pt;z-index:251663360" fillcolor="red" stroked="f" strokecolor="red" strokeweight="2.25pt">
             <v:shadow color="#900"/>
             <v:textpath style="font-family:&quot;Arial&quot;;font-size:20pt;font-weight:bold;v-text-kern:t" trim="t" fitpath="t" string="Rp"/>
+          </v:shape>
+        </w:pict>
+      </w:r>
+      <w:r>
+        <w:rPr>
+          <w:noProof/>
+          <w:color w:val="FF0000"/>
+          <w:lang w:val="en-US"/>
+        </w:rPr>
+        <w:pict w14:anchorId="1160A3FB">
+          <v:shape id="_x0000_s2120" type="#_x0000_t136" style="position:absolute;margin-left:16.35pt;margin-top:56.95pt;width:55pt;height:9pt;z-index:251676672" fillcolor="red" stroked="f" strokecolor="#002060" strokeweight="1.5pt">
+            <v:shadow color="#900"/>
+            <v:textpath style="font-family:&quot;Century Gothic&quot;;font-weight:bold;v-text-kern:t" trim="t" fitpath="t" string="Alokasi : &lt;&lt;Alokasi&gt;&gt; Pcs"/>
+            <w10:wrap type="square"/>
+          </v:shape>
+        </w:pict>
+      </w:r>
+      <w:r>
+        <w:rPr>
+          <w:noProof/>
+          <w:color w:val="FF0000"/>
+          <w:lang w:val="en-US"/>
+        </w:rPr>
+        <w:pict w14:anchorId="124724BF">
+          <v:shape id="_x0000_s2214" type="#_x0000_t136" style="position:absolute;margin-left:30.6pt;margin-top:46.55pt;width:27pt;height:8pt;z-index:251678720" fillcolor="#00b0f0" stroked="f" strokecolor="#002060" strokeweight="1.5pt">
+            <v:shadow color="#900"/>
+            <v:textpath style="font-family:&quot;Century Gothic&quot;;font-weight:bold;v-text-kern:t" trim="t" fitpath="t" string="Masih Ada"/>
+            <w10:wrap type="square"/>
+          </v:shape>
+        </w:pict>
+      </w:r>
+      <w:r>
+        <w:rPr>
+          <w:noProof/>
+          <w:color w:val="FF0000"/>
+          <w:lang w:val="en-US"/>
+        </w:rPr>
+        <w:pict w14:anchorId="437FA0C3">
+          <v:shape id="_x0000_s2113" type="#_x0000_t136" style="position:absolute;margin-left:.35pt;margin-top:36.55pt;width:82.5pt;height:8pt;z-index:251666432" fillcolor="#00b0f0" stroked="f" strokecolor="#002060" strokeweight="1.5pt">
+            <v:shadow color="#900"/>
+            <v:textpath style="font-family:&quot;Century Gothic&quot;;font-weight:bold;v-text-kern:t" trim="t" fitpath="t" string="*Promo Berlaku Selama Alokasi"/>
+            <w10:wrap type="square"/>
+          </v:shape>
+        </w:pict>
+      </w:r>
+      <w:r>
+        <w:rPr>
+          <w:noProof/>
+          <w:lang w:val="en-US"/>
+        </w:rPr>
+        <w:pict w14:anchorId="6108F017">
+          <v:shape id="_x0000_s2105" type="#_x0000_t136" style="position:absolute;margin-left:44.5pt;margin-top:-54pt;width:159.5pt;height:18pt;z-index:251658240" fillcolor="#00b0f0" strokecolor="black [3213]" strokeweight=".25pt">
+            <v:shadow color="#900"/>
+            <v:textpath style="font-family:&quot;Berlin Sans FB Demi&quot;;font-weight:bold;v-text-kern:t" trim="t" fitpath="t" string="&lt;&lt;Merk&gt;&gt;"/>
+            <w10:wrap type="square"/>
+          </v:shape>
+        </w:pict>
+      </w:r>
+      <w:r>
+        <w:rPr>
+          <w:noProof/>
+          <w:color w:val="FF0000"/>
+          <w:lang w:val="en-US"/>
+        </w:rPr>
+        <w:pict w14:anchorId="660E09AB">
+          <v:shape id="_x0000_s2117" type="#_x0000_t136" style="position:absolute;margin-left:181.5pt;margin-top:-10pt;width:25.5pt;height:9.65pt;z-index:251670528" fillcolor="black [3213]" stroked="f" strokecolor="#002060" strokeweight="1.5pt">
+            <v:shadow color="#900"/>
+            <v:textpath style="font-family:&quot;Century Gothic&quot;;font-style:italic;v-text-kern:t" trim="t" fitpath="t" string="&lt;&lt;PLU&gt;&gt;"/>
+            <w10:wrap type="square"/>
+          </v:shape>
+        </w:pict>
+      </w:r>
+      <w:r>
+        <w:rPr>
+          <w:noProof/>
+          <w:lang w:val="en-US"/>
+        </w:rPr>
+        <w:pict w14:anchorId="4395CB40">
+          <v:shape id="_x0000_s2106" type="#_x0000_t136" style="position:absolute;margin-left:2pt;margin-top:-27pt;width:212.5pt;height:9pt;z-index:251675648" fillcolor="black [3213]" stroked="f" strokecolor="black [3213]" strokeweight="1.5pt">
+            <v:shadow color="#900"/>
+            <v:textpath style="font-family:&quot;Century Gothic&quot;;font-weight:bold;v-text-kern:t" trim="t" fitpath="t" string="&lt;&lt;Variant&gt;&gt;"/>
+            <w10:wrap type="square"/>
           </v:shape>
         </w:pict>
       </w:r>
@@ -192,48 +234,6 @@
           <v:shape id="_x0000_s2121" type="#_x0000_t136" style="position:absolute;margin-left:56.35pt;margin-top:-128.15pt;width:72.15pt;height:9pt;z-index:251677696" fillcolor="black [3213]" stroked="f" strokecolor="#002060" strokeweight="1.5pt">
             <v:shadow color="#900"/>
             <v:textpath style="font-family:&quot;Arial Narrow&quot;;v-text-kern:t" trim="t" fitpath="t" string="JUMLAH POP : 1"/>
-          </v:shape>
-        </w:pict>
-      </w:r>
-      <w:r>
-        <w:rPr>
-          <w:noProof/>
-          <w:color w:val="FF0000"/>
-          <w:lang w:val="en-US"/>
-        </w:rPr>
-        <w:pict w14:anchorId="1160A3FB">
-          <v:shape id="_x0000_s2120" type="#_x0000_t136" style="position:absolute;margin-left:22pt;margin-top:30.25pt;width:55pt;height:9pt;z-index:251676672" fillcolor="red" stroked="f" strokecolor="#002060" strokeweight="1.5pt">
-            <v:shadow color="#900"/>
-            <v:textpath style="font-family:&quot;Century Gothic&quot;;font-weight:bold;v-text-kern:t" trim="t" fitpath="t" string="Alokasi : &lt;&lt;Alokasi&gt;&gt; Pcs"/>
-            <w10:wrap type="square"/>
-          </v:shape>
-        </w:pict>
-      </w:r>
-      <w:r>
-        <w:rPr>
-          <w:noProof/>
-          <w:color w:val="FF0000"/>
-          <w:lang w:val="en-US"/>
-        </w:rPr>
-        <w:pict w14:anchorId="437FA0C3">
-          <v:shape id="_x0000_s2113" type="#_x0000_t136" style="position:absolute;margin-left:8.25pt;margin-top:9.85pt;width:82.5pt;height:8pt;z-index:251666432" fillcolor="#00b0f0" stroked="f" strokecolor="#002060" strokeweight="1.5pt">
-            <v:shadow color="#900"/>
-            <v:textpath style="font-family:&quot;Century Gothic&quot;;font-weight:bold;v-text-kern:t" trim="t" fitpath="t" string="*Promo Berlaku Selama Alokasi"/>
-            <w10:wrap type="square"/>
-          </v:shape>
-        </w:pict>
-      </w:r>
-      <w:r>
-        <w:rPr>
-          <w:noProof/>
-          <w:color w:val="FF0000"/>
-          <w:lang w:val="en-US"/>
-        </w:rPr>
-        <w:pict w14:anchorId="124724BF">
-          <v:shape id="_x0000_s2214" type="#_x0000_t136" style="position:absolute;margin-left:35.5pt;margin-top:19.85pt;width:27pt;height:8pt;z-index:251678720" fillcolor="#00b0f0" stroked="f" strokecolor="#002060" strokeweight="1.5pt">
-            <v:shadow color="#900"/>
-            <v:textpath style="font-family:&quot;Century Gothic&quot;;font-weight:bold;v-text-kern:t" trim="t" fitpath="t" string="Masih Ada"/>
-            <w10:wrap type="square"/>
           </v:shape>
         </w:pict>
       </w:r>
